--- a/一簡多繁辨析講義/95. 表、錶→表.docx
+++ b/一簡多繁辨析講義/95. 表、錶→表.docx
@@ -173,7 +173,7 @@
           <w:szCs w:val="25"/>
           <w:lang w:val="en-US" w:eastAsia="zh-TW"/>
         </w:rPr>
-        <w:t>「外表」、「儀表」、「江表」、「表皮」、「表面」、「表象」、「表相」、「表徵」、「表情」、「表字」（除本名之外，另取一個與本名有所關聯的名字）、「表裡」、「表兄」、「表姐」、「表嬸」、「林表」、「樹表」、「華表」、「出師表」、「陳情表」、「代表」、「表示」、「表明」、「表音文字」、</w:t>
+        <w:t>「外表」、「儀表」、「江表」、「表皮」、「表面」、「表象」、「表相」、「表徵」、「表情」、「表字」（除本名之外，另取一個與本名有所關聯的名字）、「表裡」、「表兄」、「表姐」、「表嬸」、「林表」、「樹表」、「華表」、「出師表」、「陳情表」、「代表」、「表示」、「表明」、「表音文字」、「表意文字」、「表達」、「表述」、「表露」、「表白」、「表演」、「發表」、「表態」、「表決」、「不表」、「惟天可表」、「表現」、「表顯」、「表彰」、「表揚」、「表率」、「一表人才」（亦作「一表人物」）、「為人師表」、「年表」、「報表」、「課表」、「統計表」、「調查表」、「表單」、「表格」、「列表」、「鏈表」（亦稱「連接表」或「鏈結串列」</w:t>
       </w:r>
       <w:bookmarkStart w:id="0" w:name="_GoBack"/>
       <w:bookmarkEnd w:id="0"/>
@@ -184,7 +184,7 @@
           <w:szCs w:val="25"/>
           <w:lang w:val="en-US" w:eastAsia="zh-TW"/>
         </w:rPr>
-        <w:t>「表意文字」、「表達」、「表述」、「表露」、「表白」、「表演」、「發表」、「表態」、「表決」、「不表」、「惟天可表」、「表現」、「表顯」、「表彰」、「表揚」、「表率」、「一表人才」（亦作「一表人物」）、「為人師表」、「年表」、「報表」、「課表」、「統計表」、「調查表」、「表單」、「表格」、「列表」</w:t>
+        <w:t>）</w:t>
       </w:r>
       <w:r>
         <w:rPr>
